--- a/SWE-540/Topic 8/Topic 8 Discussion 2.docx
+++ b/SWE-540/Topic 8/Topic 8 Discussion 2.docx
@@ -1,6 +1,6 @@
 
 <file path=word/document.xml><?xml version="1.0" encoding="utf-8"?>
-<w:document xmlns:wpc="http://schemas.microsoft.com/office/word/2010/wordprocessingCanvas" xmlns:cx="http://schemas.microsoft.com/office/drawing/2014/chartex" xmlns:cx1="http://schemas.microsoft.com/office/drawing/2015/9/8/chartex" xmlns:cx2="http://schemas.microsoft.com/office/drawing/2015/10/21/chartex" xmlns:cx3="http://schemas.microsoft.com/office/drawing/2016/5/9/chartex" xmlns:cx4="http://schemas.microsoft.com/office/drawing/2016/5/10/chartex" xmlns:cx5="http://schemas.microsoft.com/office/drawing/2016/5/11/chartex" xmlns:cx6="http://schemas.microsoft.com/office/drawing/2016/5/12/chartex" xmlns:cx7="http://schemas.microsoft.com/office/drawing/2016/5/13/chartex" xmlns:cx8="http://schemas.microsoft.com/office/drawing/2016/5/14/chartex" xmlns:mc="http://schemas.openxmlformats.org/markup-compatibility/2006" xmlns:aink="http://schemas.microsoft.com/office/drawing/2016/ink" xmlns:am3d="http://schemas.microsoft.com/office/drawing/2017/model3d" xmlns:o="urn:schemas-microsoft-com:office:office" xmlns:oel="http://schemas.microsoft.com/office/2019/extlst" xmlns:r="http://schemas.openxmlformats.org/officeDocument/2006/relationships" xmlns:m="http://schemas.openxmlformats.org/officeDocument/2006/math" xmlns:v="urn:schemas-microsoft-com:vml" xmlns:wp14="http://schemas.microsoft.com/office/word/2010/wordprocessingDrawing" xmlns:wp="http://schemas.openxmlformats.org/drawingml/2006/wordprocessingDrawing" xmlns:w10="urn:schemas-microsoft-com:office:word" xmlns:w="http://schemas.openxmlformats.org/wordprocessingml/2006/main" xmlns:w14="http://schemas.microsoft.com/office/word/2010/wordml" xmlns:w15="http://schemas.microsoft.com/office/word/2012/wordml" xmlns:w16cex="http://schemas.microsoft.com/office/word/2018/wordml/cex" xmlns:w16cid="http://schemas.microsoft.com/office/word/2016/wordml/cid" xmlns:w16="http://schemas.microsoft.com/office/word/2018/wordml" xmlns:w16du="http://schemas.microsoft.com/office/word/2023/wordml/word16du" xmlns:w16sdtdh="http://schemas.microsoft.com/office/word/2020/wordml/sdtdatahash" xmlns:w16sdtfl="http://schemas.microsoft.com/office/word/2024/wordml/sdtformatlock" xmlns:w16se="http://schemas.microsoft.com/office/word/2015/wordml/symex" xmlns:wpg="http://schemas.microsoft.com/office/word/2010/wordprocessingGroup" xmlns:wpi="http://schemas.microsoft.com/office/word/2010/wordprocessingInk" xmlns:wne="http://schemas.microsoft.com/office/word/2006/wordml" xmlns:wps="http://schemas.microsoft.com/office/word/2010/wordprocessingShape" mc:Ignorable="w14 w15 w16se w16cid w16 w16cex w16sdtdh w16sdtfl w16du wp14">
+<w:document xmlns:wpc="http://schemas.microsoft.com/office/word/2010/wordprocessingCanvas" xmlns:cx="http://schemas.microsoft.com/office/drawing/2014/chartex" xmlns:cx1="http://schemas.microsoft.com/office/drawing/2015/9/8/chartex" xmlns:cx2="http://schemas.microsoft.com/office/drawing/2015/10/21/chartex" xmlns:cx3="http://schemas.microsoft.com/office/drawing/2016/5/9/chartex" xmlns:cx4="http://schemas.microsoft.com/office/drawing/2016/5/10/chartex" xmlns:cx5="http://schemas.microsoft.com/office/drawing/2016/5/11/chartex" xmlns:cx6="http://schemas.microsoft.com/office/drawing/2016/5/12/chartex" xmlns:cx7="http://schemas.microsoft.com/office/drawing/2016/5/13/chartex" xmlns:cx8="http://schemas.microsoft.com/office/drawing/2016/5/14/chartex" xmlns:mc="http://schemas.openxmlformats.org/markup-compatibility/2006" xmlns:aink="http://schemas.microsoft.com/office/drawing/2016/ink" xmlns:am3d="http://schemas.microsoft.com/office/drawing/2017/model3d" xmlns:o="urn:schemas-microsoft-com:office:office" xmlns:oel="http://schemas.microsoft.com/office/2019/extlst" xmlns:r="http://schemas.openxmlformats.org/officeDocument/2006/relationships" xmlns:m="http://schemas.openxmlformats.org/officeDocument/2006/math" xmlns:v="urn:schemas-microsoft-com:vml" xmlns:wp14="http://schemas.microsoft.com/office/word/2010/wordprocessingDrawing" xmlns:wp="http://schemas.openxmlformats.org/drawingml/2006/wordprocessingDrawing" xmlns:w10="urn:schemas-microsoft-com:office:word" xmlns:w="http://schemas.openxmlformats.org/wordprocessingml/2006/main" xmlns:w14="http://schemas.microsoft.com/office/word/2010/wordml" xmlns:w15="http://schemas.microsoft.com/office/word/2012/wordml" xmlns:w16cei="http://schemas.microsoft.com/office/word/2026/wordml/cei" xmlns:w16cex="http://schemas.microsoft.com/office/word/2018/wordml/cex" xmlns:w16cid="http://schemas.microsoft.com/office/word/2016/wordml/cid" xmlns:w16="http://schemas.microsoft.com/office/word/2018/wordml" xmlns:w16du="http://schemas.microsoft.com/office/word/2023/wordml/word16du" xmlns:w16sdtdh="http://schemas.microsoft.com/office/word/2020/wordml/sdtdatahash" xmlns:w16sdtfl="http://schemas.microsoft.com/office/word/2024/wordml/sdtformatlock" xmlns:w16se="http://schemas.microsoft.com/office/word/2015/wordml/symex" xmlns:wpg="http://schemas.microsoft.com/office/word/2010/wordprocessingGroup" xmlns:wpi="http://schemas.microsoft.com/office/word/2010/wordprocessingInk" xmlns:wne="http://schemas.microsoft.com/office/word/2006/wordml" xmlns:wps="http://schemas.microsoft.com/office/word/2010/wordprocessingShape" mc:Ignorable="w14 w15 w16se w16cid w16 w16cex w16sdtdh w16sdtfl w16du wp14">
   <w:body>
     <w:p>
       <w:r>
@@ -9,15 +9,7 @@
     </w:p>
     <w:p>
       <w:r>
-        <w:t xml:space="preserve">Do you feel prepared to design </w:t>
-      </w:r>
-      <w:proofErr w:type="gramStart"/>
-      <w:r>
-        <w:t>a software</w:t>
-      </w:r>
-      <w:proofErr w:type="gramEnd"/>
-      <w:r>
-        <w:t xml:space="preserve"> architecture for a different embedded board as compared to Raspberry PI? Explain your reasoning.</w:t>
+        <w:t>Discuss how the specifications will assist in the next phase of the SDLC.</w:t>
       </w:r>
     </w:p>
     <w:p>
@@ -30,65 +22,27 @@
         <w:ind w:firstLine="720"/>
       </w:pPr>
       <w:r>
-        <w:t xml:space="preserve">Yes, I feel prepared to design </w:t>
-      </w:r>
-      <w:proofErr w:type="gramStart"/>
-      <w:r>
-        <w:t>a software</w:t>
-      </w:r>
-      <w:proofErr w:type="gramEnd"/>
-      <w:r>
-        <w:t xml:space="preserve"> architecture for an embedded board different from the Raspberry Pi, though the approach would require careful adaptation to the specific hardware and constraints of the new platform. My reasoning is based on the understanding that while the Raspberry Pi is a popular and versatile embedded system with a well-supported ecosystem, many of the core principles of software architecture</w:t>
-      </w:r>
-      <w:r>
-        <w:t xml:space="preserve"> </w:t>
-      </w:r>
-      <w:r>
-        <w:t>such as modularity, separation of concerns, scalability, and maintainability</w:t>
-      </w:r>
-      <w:r>
-        <w:t xml:space="preserve"> </w:t>
-      </w:r>
-      <w:r>
-        <w:t>are universally applicable across embedded platforms.</w:t>
+        <w:t>Specifications play a crucial role in assisting the next phase of the Software Development Life Cycle (SDLC), which is typically the design phase. The functional and technical specifications developed during the earlier phases provide a detailed and structured blueprint that guides designers and developers in creating the system architecture, user interfaces, and technical components. These documents ensure that the design aligns precisely with the user requirements and business goals outlined in the specifications, reducing ambiguity and minimizing the risk of misinterpretation. By clearly defining what the system should do (functional specifications) and how it should be built (technical specifications), the team can make informed decisions about technology choices, system workflows, and integration points. This clarity also facilitates better resource allocation, risk management, and scheduling as the project progresses. Moreover, having comprehensive specifications helps streamline communication among stakeholders, developers, and testers, ensuring everyone shares a common understanding of the project objectives. As a result, the design phase becomes more efficient and focused, setting a solid foundation for subsequent phases such as implementation and testing.</w:t>
       </w:r>
     </w:p>
     <w:p>
-      <w:pPr>
-        <w:ind w:firstLine="720"/>
-      </w:pPr>
       <w:r>
-        <w:t>Designing for a different embedded board would involve analyzing the hardware specifications, such as processor architecture, memory constraints, available peripherals, and real-time requirements. This analysis informs architectural decisions, including the choice of operating system, middleware, communication protocols, and resource management strategies. For example, a microcontroller-based board with limited resources may require a lightweight, real-time operating system and highly optimized code, whereas a more powerful board might support a full Linux distribution similar to Raspberry Pi.</w:t>
+        <w:t>References:</w:t>
       </w:r>
     </w:p>
     <w:p>
-      <w:pPr>
-        <w:ind w:firstLine="720"/>
-      </w:pPr>
       <w:r>
-        <w:t>E</w:t>
-      </w:r>
-      <w:r>
-        <w:t>xperience with designing software architectures that accommodate hardware abstraction layers, device drivers, and platform-specific optimizations equips me to tailor the architecture effectively. The key is to maintain a flexible and layered design that isolates hardware dependencies, enabling easier adaptation and reuse of higher-level components.</w:t>
+        <w:t>IBM. (n.d.). What is the Software Development Lifecycle (SDLC)? Retrieved from https://www.ibm.com/think/topics/sdlc</w:t>
       </w:r>
     </w:p>
     <w:p>
-      <w:pPr>
-        <w:ind w:firstLine="720"/>
-      </w:pPr>
       <w:r>
-        <w:t>T</w:t>
+        <w:t>Harness. (2023, December 13). The Seven Phases of the Software Development Life Cycle. Retrieved from https://www.harness.io/blog/software-development-life-cycle-phases</w:t>
       </w:r>
+    </w:p>
+    <w:p>
       <w:r>
-        <w:t xml:space="preserve">he foundational architectural skills and systematic approach to requirements, constraints, and quality attributes prepare me to design software </w:t>
-      </w:r>
-      <w:proofErr w:type="gramStart"/>
-      <w:r>
-        <w:t>architectures</w:t>
-      </w:r>
-      <w:proofErr w:type="gramEnd"/>
-      <w:r>
-        <w:t xml:space="preserve"> for a wide range of embedded boards beyond the Raspberry Pi.</w:t>
+        <w:t>Splunk. (2025, May 15). The Software Development Lifecycle: The Most Common SDLC Models. Retrieved from https://www.splunk.com/en_us/blog/learn/software-development-lifecycle-sdlc.html</w:t>
       </w:r>
     </w:p>
     <w:p/>
@@ -100,6 +54,163 @@
     </w:sectPr>
   </w:body>
 </w:document>
+</file>
+
+<file path=word/numbering.xml><?xml version="1.0" encoding="utf-8"?>
+<w:numbering xmlns:wpc="http://schemas.microsoft.com/office/word/2010/wordprocessingCanvas" xmlns:cx="http://schemas.microsoft.com/office/drawing/2014/chartex" xmlns:cx1="http://schemas.microsoft.com/office/drawing/2015/9/8/chartex" xmlns:cx2="http://schemas.microsoft.com/office/drawing/2015/10/21/chartex" xmlns:cx3="http://schemas.microsoft.com/office/drawing/2016/5/9/chartex" xmlns:cx4="http://schemas.microsoft.com/office/drawing/2016/5/10/chartex" xmlns:cx5="http://schemas.microsoft.com/office/drawing/2016/5/11/chartex" xmlns:cx6="http://schemas.microsoft.com/office/drawing/2016/5/12/chartex" xmlns:cx7="http://schemas.microsoft.com/office/drawing/2016/5/13/chartex" xmlns:cx8="http://schemas.microsoft.com/office/drawing/2016/5/14/chartex" xmlns:mc="http://schemas.openxmlformats.org/markup-compatibility/2006" xmlns:aink="http://schemas.microsoft.com/office/drawing/2016/ink" xmlns:am3d="http://schemas.microsoft.com/office/drawing/2017/model3d" xmlns:o="urn:schemas-microsoft-com:office:office" xmlns:oel="http://schemas.microsoft.com/office/2019/extlst" xmlns:r="http://schemas.openxmlformats.org/officeDocument/2006/relationships" xmlns:m="http://schemas.openxmlformats.org/officeDocument/2006/math" xmlns:v="urn:schemas-microsoft-com:vml" xmlns:wp14="http://schemas.microsoft.com/office/word/2010/wordprocessingDrawing" xmlns:wp="http://schemas.openxmlformats.org/drawingml/2006/wordprocessingDrawing" xmlns:w10="urn:schemas-microsoft-com:office:word" xmlns:w="http://schemas.openxmlformats.org/wordprocessingml/2006/main" xmlns:w14="http://schemas.microsoft.com/office/word/2010/wordml" xmlns:w15="http://schemas.microsoft.com/office/word/2012/wordml" xmlns:w16cei="http://schemas.microsoft.com/office/word/2026/wordml/cei" xmlns:w16cex="http://schemas.microsoft.com/office/word/2018/wordml/cex" xmlns:w16cid="http://schemas.microsoft.com/office/word/2016/wordml/cid" xmlns:w16="http://schemas.microsoft.com/office/word/2018/wordml" xmlns:w16du="http://schemas.microsoft.com/office/word/2023/wordml/word16du" xmlns:w16sdtdh="http://schemas.microsoft.com/office/word/2020/wordml/sdtdatahash" xmlns:w16sdtfl="http://schemas.microsoft.com/office/word/2024/wordml/sdtformatlock" xmlns:w16se="http://schemas.microsoft.com/office/word/2015/wordml/symex" xmlns:wpg="http://schemas.microsoft.com/office/word/2010/wordprocessingGroup" xmlns:wpi="http://schemas.microsoft.com/office/word/2010/wordprocessingInk" xmlns:wne="http://schemas.microsoft.com/office/word/2006/wordml" xmlns:wps="http://schemas.microsoft.com/office/word/2010/wordprocessingShape" mc:Ignorable="w14 w15 w16se w16cid w16 w16cex w16sdtdh w16sdtfl w16du wp14">
+  <w:abstractNum w:abstractNumId="0" w15:restartNumberingAfterBreak="0">
+    <w:nsid w:val="3E2A0B5D"/>
+    <w:multiLevelType w:val="multilevel"/>
+    <w:tmpl w:val="20386416"/>
+    <w:lvl w:ilvl="0">
+      <w:start w:val="1"/>
+      <w:numFmt w:val="bullet"/>
+      <w:lvlText w:val=""/>
+      <w:lvlJc w:val="left"/>
+      <w:pPr>
+        <w:tabs>
+          <w:tab w:val="num" w:pos="720"/>
+        </w:tabs>
+        <w:ind w:left="720" w:hanging="360"/>
+      </w:pPr>
+      <w:rPr>
+        <w:rFonts w:ascii="Symbol" w:hAnsi="Symbol" w:hint="default"/>
+        <w:sz w:val="20"/>
+      </w:rPr>
+    </w:lvl>
+    <w:lvl w:ilvl="1" w:tentative="1">
+      <w:start w:val="1"/>
+      <w:numFmt w:val="bullet"/>
+      <w:lvlText w:val="o"/>
+      <w:lvlJc w:val="left"/>
+      <w:pPr>
+        <w:tabs>
+          <w:tab w:val="num" w:pos="1440"/>
+        </w:tabs>
+        <w:ind w:left="1440" w:hanging="360"/>
+      </w:pPr>
+      <w:rPr>
+        <w:rFonts w:ascii="Courier New" w:hAnsi="Courier New" w:hint="default"/>
+        <w:sz w:val="20"/>
+      </w:rPr>
+    </w:lvl>
+    <w:lvl w:ilvl="2" w:tentative="1">
+      <w:start w:val="1"/>
+      <w:numFmt w:val="bullet"/>
+      <w:lvlText w:val=""/>
+      <w:lvlJc w:val="left"/>
+      <w:pPr>
+        <w:tabs>
+          <w:tab w:val="num" w:pos="2160"/>
+        </w:tabs>
+        <w:ind w:left="2160" w:hanging="360"/>
+      </w:pPr>
+      <w:rPr>
+        <w:rFonts w:ascii="Wingdings" w:hAnsi="Wingdings" w:hint="default"/>
+        <w:sz w:val="20"/>
+      </w:rPr>
+    </w:lvl>
+    <w:lvl w:ilvl="3" w:tentative="1">
+      <w:start w:val="1"/>
+      <w:numFmt w:val="bullet"/>
+      <w:lvlText w:val=""/>
+      <w:lvlJc w:val="left"/>
+      <w:pPr>
+        <w:tabs>
+          <w:tab w:val="num" w:pos="2880"/>
+        </w:tabs>
+        <w:ind w:left="2880" w:hanging="360"/>
+      </w:pPr>
+      <w:rPr>
+        <w:rFonts w:ascii="Wingdings" w:hAnsi="Wingdings" w:hint="default"/>
+        <w:sz w:val="20"/>
+      </w:rPr>
+    </w:lvl>
+    <w:lvl w:ilvl="4" w:tentative="1">
+      <w:start w:val="1"/>
+      <w:numFmt w:val="bullet"/>
+      <w:lvlText w:val=""/>
+      <w:lvlJc w:val="left"/>
+      <w:pPr>
+        <w:tabs>
+          <w:tab w:val="num" w:pos="3600"/>
+        </w:tabs>
+        <w:ind w:left="3600" w:hanging="360"/>
+      </w:pPr>
+      <w:rPr>
+        <w:rFonts w:ascii="Wingdings" w:hAnsi="Wingdings" w:hint="default"/>
+        <w:sz w:val="20"/>
+      </w:rPr>
+    </w:lvl>
+    <w:lvl w:ilvl="5" w:tentative="1">
+      <w:start w:val="1"/>
+      <w:numFmt w:val="bullet"/>
+      <w:lvlText w:val=""/>
+      <w:lvlJc w:val="left"/>
+      <w:pPr>
+        <w:tabs>
+          <w:tab w:val="num" w:pos="4320"/>
+        </w:tabs>
+        <w:ind w:left="4320" w:hanging="360"/>
+      </w:pPr>
+      <w:rPr>
+        <w:rFonts w:ascii="Wingdings" w:hAnsi="Wingdings" w:hint="default"/>
+        <w:sz w:val="20"/>
+      </w:rPr>
+    </w:lvl>
+    <w:lvl w:ilvl="6" w:tentative="1">
+      <w:start w:val="1"/>
+      <w:numFmt w:val="bullet"/>
+      <w:lvlText w:val=""/>
+      <w:lvlJc w:val="left"/>
+      <w:pPr>
+        <w:tabs>
+          <w:tab w:val="num" w:pos="5040"/>
+        </w:tabs>
+        <w:ind w:left="5040" w:hanging="360"/>
+      </w:pPr>
+      <w:rPr>
+        <w:rFonts w:ascii="Wingdings" w:hAnsi="Wingdings" w:hint="default"/>
+        <w:sz w:val="20"/>
+      </w:rPr>
+    </w:lvl>
+    <w:lvl w:ilvl="7" w:tentative="1">
+      <w:start w:val="1"/>
+      <w:numFmt w:val="bullet"/>
+      <w:lvlText w:val=""/>
+      <w:lvlJc w:val="left"/>
+      <w:pPr>
+        <w:tabs>
+          <w:tab w:val="num" w:pos="5760"/>
+        </w:tabs>
+        <w:ind w:left="5760" w:hanging="360"/>
+      </w:pPr>
+      <w:rPr>
+        <w:rFonts w:ascii="Wingdings" w:hAnsi="Wingdings" w:hint="default"/>
+        <w:sz w:val="20"/>
+      </w:rPr>
+    </w:lvl>
+    <w:lvl w:ilvl="8" w:tentative="1">
+      <w:start w:val="1"/>
+      <w:numFmt w:val="bullet"/>
+      <w:lvlText w:val=""/>
+      <w:lvlJc w:val="left"/>
+      <w:pPr>
+        <w:tabs>
+          <w:tab w:val="num" w:pos="6480"/>
+        </w:tabs>
+        <w:ind w:left="6480" w:hanging="360"/>
+      </w:pPr>
+      <w:rPr>
+        <w:rFonts w:ascii="Wingdings" w:hAnsi="Wingdings" w:hint="default"/>
+        <w:sz w:val="20"/>
+      </w:rPr>
+    </w:lvl>
+  </w:abstractNum>
+  <w:num w:numId="1" w16cid:durableId="116723824">
+    <w:abstractNumId w:val="0"/>
+  </w:num>
+</w:numbering>
 </file>
 
 <file path=word/styles.xml><?xml version="1.0" encoding="utf-8"?>
